--- a/issues/khliborob_19270316_no11/Khliborob_1927-03-16_no11_UK.docx
+++ b/issues/khliborob_19270316_no11/Khliborob_1927-03-16_no11_UK.docx
@@ -103,36 +103,31 @@
       </w:r>
     </w:p>
     <w:p>
-      <w:r>
-        <w:t>УКРАЇНСЬКИЙ ХЛІБОРОБ</w:t>
-      </w:r>
-    </w:p>
-    <w:p>
-      <w:r>
-        <w:t>Добути, або дома не бути</w:t>
-      </w:r>
-    </w:p>
-    <w:p>
-      <w:r>
-        <w:t>O Lavrador Ukraino Jornal semanal, orgão da »União Ukraina no Brasil«. Director: Basilio Kuchar. Gerente: Pedro Mazurechen. Typographia da União Ukraina no Brasil »Lydia«, com séde em Porto, União</w:t>
-      </w:r>
-    </w:p>
-    <w:p>
-      <w:r>
-        <w:t>ENDEREÇO da REDACÇÃO: União da Victoria - Caixa postal №3 - Paraná</w:t>
-      </w:r>
-    </w:p>
-    <w:p>
-      <w:r>
-        <w:t>НЕЗАЛЕЖНИЙ ТИЖНЕВИК ОРГАН „УКРАЇНСЬКОГО СОЮЗУ В БРАЗІЛІЇ“. ВИХОДИТЬ КОЖДОЇ СЕРЕДИ І КОШТУЄ НА РІК 12$000, В АРГЕНТИНІ 5 ПЕЗІВ, В ИНШ. КРАЯХ 2 ДОЛ. ПІВР. ПЕРЕДПЛАТА 7$000</w:t>
-      </w:r>
-    </w:p>
-    <w:p>
       <w:pPr>
         <w:pStyle w:val="Heading2"/>
       </w:pPr>
       <w:r>
-        <w:t>Ціна осібного числа 400 Rs.</w:t>
+        <w:t>УКРАЇНСЬКИЙ ХЛІБОРОБ</w:t>
+      </w:r>
+    </w:p>
+    <w:p>
+      <w:r>
+        <w:t>Добути, або дома не бути</w:t>
+      </w:r>
+    </w:p>
+    <w:p>
+      <w:r>
+        <w:t>O Lavrador Ukraino Jornal semanal, orgão da »União Ukraina no Brasil«. Director: Basilio Kuchar. Gerente: Pedro Mazurechen. Typographia da União Ukraina no Brasil »Lydia«, com séde em Porto, União</w:t>
+      </w:r>
+    </w:p>
+    <w:p>
+      <w:r>
+        <w:t>ENDEREÇO da REDACÇÃO: União da Victoria - Caixa postal №3 - Paraná</w:t>
+      </w:r>
+    </w:p>
+    <w:p>
+      <w:r>
+        <w:t>НЕЗАЛЕЖНИЙ ТИЖНЕВИК ОРГАН „УКРАЇНСЬКОГО СОЮЗУ В БРАЗІЛІЇ“. ВИХОДИТЬ КОЖДОЇ СЕРЕДИ І КОШТУЄ НА РІК 12$000, В АРГЕНТИНІ 5 ПЕЗІВ, В ИНШ. КРАЯХ 2 ДОЛ. ПІВР. ПЕРЕДПЛАТА 7$000</w:t>
       </w:r>
     </w:p>
     <w:p>
@@ -140,7 +135,7 @@
         <w:pStyle w:val="Heading2"/>
       </w:pPr>
       <w:r>
-        <w:t>ЦІНИ ОГОЛОШЕНЬ: 200 Рс. ЗА РЯДОК НА ПОЛОВИНУ САНТІМЕТРА ШИРИНИ В ДОВЖИНУ ОДНОГО СТОВПЦЯ, ЗА ОДИН РАЗ ОГОЛОШЕННЯ.</w:t>
+        <w:t>Ціна осібного числа 400 Rs.</w:t>
       </w:r>
     </w:p>
     <w:p>
@@ -148,107 +143,7 @@
         <w:pStyle w:val="Heading2"/>
       </w:pPr>
       <w:r>
-        <w:t>З Бразилії.</w:t>
-      </w:r>
-    </w:p>
-    <w:p>
-      <w:r>
-        <w:t>Еміґранти на плянтації кави в С. Паулі. Весь час приїзжають еміґранти до С. Паула. 11-го ц. м. приїхало 698 еміґрантів-іспанців, які будуть вислані на фазенди кави, щоби спробували там не лише пити її, а, найголовніше, щоби попрацювали коло неї під доглядом фазендярського „енкареґада“, або „фейтора“.</w:t>
-      </w:r>
-    </w:p>
-    <w:p>
-      <w:r>
-        <w:t>Незадовго, як повідомляють с. паульські газети, мають приїхати перші еміґранти з Польщі.</w:t>
-      </w:r>
-    </w:p>
-    <w:p>
-      <w:r>
-        <w:t>Просимо наших сан-паульских українців слідити за газетами, щоби відвідати з тих еміґрантів і повідомити о результатах відвідин Ред. „Укр. Хл.“</w:t>
-      </w:r>
-    </w:p>
-    <w:p>
-      <w:r>
-        <w:t>В С. ПАУЛІ 11-го, в америкачськім консуляті розігралася крівава сцена, жертвою якої впав американський консуль Стердо Ґофорт, получивший 4 тяжких рани від американського ж таки горожанина Давида Ворд.</w:t>
-      </w:r>
-    </w:p>
-    <w:p>
-      <w:r>
-        <w:t>Причиною цеї сцени були формальности вимагані консулем при видачі пашпорта.</w:t>
-      </w:r>
-    </w:p>
-    <w:p>
-      <w:r>
-        <w:t>Містерія. Куритибська філія „Banco do Brasil“ недавно вислала до Ріо в пачці 600 контів.</w:t>
-      </w:r>
-    </w:p>
-    <w:p>
-      <w:r>
-        <w:t>В Ріо відкрили ту пачку і о, диво… грошей в пачці не було.</w:t>
-      </w:r>
-    </w:p>
-    <w:p>
-      <w:r>
-        <w:t>Вернули ту пачку назад до Куритиби і тепер шукають ті гроші.</w:t>
-      </w:r>
-    </w:p>
-    <w:p>
-      <w:r>
-        <w:t>Поліція перепитала вже багатьох осіб, шукає, думає, відгадує, але за грішми й слід простиг.</w:t>
-      </w:r>
-    </w:p>
-    <w:p>
-      <w:r>
-        <w:t>Шукай тепер вітра в полі!</w:t>
-      </w:r>
-    </w:p>
-    <w:p>
-      <w:r>
-        <w:t>Кваліфікація „елейторір“. Після виборів 24-го м. м., на яких Демократична Партія Парани нежданно навіть для себе виявила досить потужну силу, обі паранські партії: Республиканська (урядова) і Демократична (опозиційна) почали лихорадочно готовитися до найблизших виборів, когда стараючись позискати для себе як можна найбільше елейторів.</w:t>
-      </w:r>
-    </w:p>
-    <w:p>
-      <w:r>
-        <w:t>Найблизші вибори муніціпальні і естадоальні мають бути ще цікавіші, чім федеральні, бо опозиція розвинула широку агітацію і, використовуючи в пропаганді де-які неурядиці, і легковаження уряду постійно зростає в силі.</w:t>
-      </w:r>
-    </w:p>
-    <w:p>
-      <w:r>
-        <w:t>Республиканська партія відкрила в Куритибі кілька бюр до кваліфікації.</w:t>
-      </w:r>
-    </w:p>
-    <w:p>
-      <w:r>
-        <w:t>Українці чи ви вже кваліфікувалися? Лише будучи елейторами зможемо заманіфестувати свою волю!</w:t>
-      </w:r>
-    </w:p>
-    <w:p>
-      <w:r>
-        <w:t>Кваліфікуймося! Не гаймо часу, бо, як постелимо, так і виспимося!</w:t>
-      </w:r>
-    </w:p>
-    <w:p>
-      <w:r>
-        <w:t>Карнавал в Ріо по обчисленням куштував 40 тисяч контів (40 міліонів).</w:t>
-      </w:r>
-    </w:p>
-    <w:p>
-      <w:r>
-        <w:t>Скільки добра можно булоб зробити цими грішми!</w:t>
-      </w:r>
-    </w:p>
-    <w:p>
-      <w:r>
-        <w:t>Тисячі бідаків гинуть з голоду і не ма кому їм помогти, а на такі дурниці находяться міліони.</w:t>
-      </w:r>
-    </w:p>
-    <w:p>
-      <w:r>
-        <w:t>Експорт бразилійський за минулий рік значно зменшився в порівнанню з попередними роками.</w:t>
-      </w:r>
-    </w:p>
-    <w:p>
-      <w:r>
-        <w:t>Розглядаючи причини, газети констатують, що виною тому є брак торговельного хисту в бразилян, що робиться мало пропаганди за границею бразилійським продуктам як: дерево, герба, кава, бавовна і т. и.</w:t>
+        <w:t>ЦІНИ ОГОЛОШЕНЬ: 200 Рс. ЗА РЯДОК НА ПОЛОВИНУ САНТІМЕТРА ШИРИНИ В ДОВЖИНУ ОДНОГО СТОВПЦЯ, ЗА ОДИН РАЗ ОГОЛОШЕННЯ.</w:t>
       </w:r>
     </w:p>
     <w:p>
@@ -256,82 +151,107 @@
         <w:pStyle w:val="Heading2"/>
       </w:pPr>
       <w:r>
-        <w:t>КУРС ГРОШЕЙ.</w:t>
-      </w:r>
-    </w:p>
-    <w:p>
-      <w:r>
-        <w:t>Англія . . . . . . . . . . . . . . . . 41$560 Італія . . . . . . . . . . . . . . . . . $387 Франція . . . . . . . . . . . . . . . $339 П. Америка . . . . . . . . . . . . 8$540 Іспанія . . . . . . . . . . . . . . . . 1$486 Німеччина . . . . . . . . . . . . . 2$030 Польща. . . . . . . . . . . . . . . . $780</w:t>
-      </w:r>
-    </w:p>
-    <w:p>
-      <w:r>
-        <w:t>З цілого СВІТУ.</w:t>
-      </w:r>
-    </w:p>
-    <w:p>
-      <w:r>
-        <w:t>Політична ізоляція Югославії. Відень. — Викриття „Матен“ про ролю Англії в складанні італо-альбанської угоди викликали серед бельградських політичних кол велике незадоволення з Англії. Де-які газети констатують, що після побачення Чемберлейна з Мусоліні в Ліворно, Англія дала Італії свободу дії на Балканах, і, очевидно, поклала на неї завдання паралізувати вплив СРСР на Балканах. Тому опозиційна преса Югославії провадить і далі компанію за відновленням зносин з СРСР, підкреслюючи цілковиту ізольованість Югославії.</w:t>
-      </w:r>
-    </w:p>
-    <w:p>
-      <w:r>
-        <w:t>Рим 10-3. Римський Папа Пій XI надгородив бувшого президента Польщі Войцеховського орденом золотої остроги, а бувших міністрів Грабського, Ратая і „грабя“ Скринського орденами великого Хреста.</w:t>
-      </w:r>
-    </w:p>
-    <w:p>
-      <w:r>
-        <w:t>(Ну, як же українцям католикам не тішитися цею вісткою? Сам папа надгородив Грабського за те, що закрив в Галичині понад 2000 укр. шкіл — Прим. Редакції).</w:t>
-      </w:r>
-    </w:p>
-    <w:p>
-      <w:r>
-        <w:t>Ліга Націй. Очередне Засідання Ліги Націй розпочалося дня 7 ц. м. В роботі приймає участь як рівноправний член Німеччина, яка вже поставила як одну з головн. точок до вирішення справу Горішнього Шлеску, де на недавних виборах до місцевого сойму німці піднесли рішучу побіду над поляками, заявляючи своє бажання прилучитися до Німеччини. Польща зі свого боку, заявляє, що ні в якім разі не згодиться на віддання Горішнього Шлеску Німеччині, що свої права до нього буде боронити зброєю і що тільки перед силою може відступити. Ну, ну! Перед силою як раз і відступить! Голодівка білоруських Послів. Варшава, — Пять білоруських послів, що сидять у Лукішській тюрмі (Вильно) оповістили голодівку. Варшава, — Політичні вязні у виленській тюрмі Лукішки, що тільки недавно закінчили довгу тяжку голодівку, знову проголосили голодівку на знак солідарности з заарештованими білоруськими послами. Німці про українців. В німецькій газеті „Соціял-демократ“ в числі 88 була поміщена більша стаття призначена українцям, перебуваючим як під Польщею так і в центральних землях України. На думку газети рівновага і спокій на сході Европи може запанувати лише тоді коли буде в позитивний спосіб розвязане українське питання. „Українці є тією нацією, котра відограє величезну ролю в житті Польщі не тільки тепер, але також і за часів попередньої незалежної Польщі. „Передвоєнна Росія змагала до того, очи щоби змосковити українців тому й пiдбурювала їх проти польських „панів“. Рівнож і польські землевласники на Волині робили все для того, щоби зробити українське населення ворожим до польської державної думки.</w:t>
-      </w:r>
-    </w:p>
-    <w:p>
-      <w:r>
-        <w:t>„Тому теперішне залицяння де-кого з українських політиків до Большевії є зрозумілим. Зліпшення відносин до українців в Польщі є зараз утруднене масовою еміґрацією українських політиків за кордон. Але польська суспільність мусить памятати на одну думку, що рано чи пізно, але прийде до заснування самостійної Української Держави.</w:t>
-      </w:r>
-    </w:p>
-    <w:p>
-      <w:r>
-        <w:t>„Спокою на Сході Европи не буде аж до того часу, поки сорока-міліонова українська нація не зєднається в незалежній державі і поки не відновлят її старі, державні традиції“.</w:t>
-      </w:r>
-    </w:p>
-    <w:p>
-      <w:r>
-        <w:t>З УКРАЇНСЬКИХ справ.</w:t>
-      </w:r>
-    </w:p>
-    <w:p>
-      <w:r>
-        <w:t>Матеріяли з історії гетьманщини. Науковий співробітник Української Академії Наук у Парижі Ілько Борщак, що редаґує також „Український Вістник“ в Парижі, повідомив Академію, що він найшов у парижському національному мизеї невідомий досі документ генерального писаря гетьмана Мазепи, Орлика та його небожа Войнаровського. Документ стосується часів переходу Мазепи на бік шведського короля Карла, коли велися переговори з Францією та Швецією про перехід України до Швеції та про її незалежність і відокремлення від Росії. В історичних колах Академії зацікавлені сим документом.</w:t>
-      </w:r>
-    </w:p>
-    <w:p>
-      <w:r>
-        <w:t>Підчас розбору архіву Ржищевського монастиря, знайдено цінні матеріяли з історії козаччини та гетьманщини на Україні.</w:t>
-      </w:r>
-    </w:p>
-    <w:p>
-      <w:r>
-        <w:t>Кровава розправа. В містечку Косові, на Поліссі, устроїли білоруські селяни 3 лютого сего р. в часі ярмарку демонстрацію, домагаючись увільнення арештованих білоруських послів. Коли на зазив поліції демонстранти не розійшлися, відділ поліції дав до товпи дві сальви. На місці упало трох убитих, двох померло від одержаних ран, шість осіб тяжко ранених і значне число легше ранених. По тій масакрі поліція арештувала ряд осіб.</w:t>
-      </w:r>
-    </w:p>
-    <w:p>
-      <w:r>
-        <w:t>Українські вчені протестують проти утисків білорусів`та українців в Польщі. 2-й Всеукраїнський зїзд наукових робітників від імени 4 тис. професорів і викладачів та робітників науково-дослідчих установ України ухвалив піднести перед науковими робітниками цілого світу свій голос обурення й протесту з приводу варшавських утисків польського уряду Пілсудського проти білоруського народу, що бореться проти нечуваного соціяльного та національного пригнічення в теперішній Польщі.</w:t>
-      </w:r>
-    </w:p>
-    <w:p>
-      <w:r>
-        <w:t>Ці утиски повинні викликати тим більше обурення, що тільки переможна революція, що розбила тюрму народів царської Росії, забезпечила`незалежність самої Польщі. Тим часом в теперішньому своєму переслідуванні українців, білорусів та інших національних меншостей, уряд Пілсудського відродив методи`того самого Муравєва-Вішателя та јінших царських катів, що їх руками свого часу царизм намагався задушити польський нарід.</w:t>
-      </w:r>
-    </w:p>
-    <w:p>
-      <w:r>
-        <w:t>Ліквідація хрунівства Бачинського. Недавно відбув д-р Бачинський останнє поломництво до Варшави, але тут з уст віцепремєра Бартля почув, що дальші пертрактації з ним є зайві, бо він остав сам і нікого не репрезентує. Бачинський все таки не думає резигнувати з дальшого поборювання УНДО і приготовляє брошуру з компромітуючими матеріялами проти його провідників.</w:t>
+        <w:t>З Бразилії.</w:t>
+      </w:r>
+    </w:p>
+    <w:p>
+      <w:r>
+        <w:t>Еміґранти на плянтації кави в С. Паулі. Весь час приїзжають еміґранти до С. Паула. 11-го ц. м. приїхало 698 еміґрантів-іспанців, які будуть вислані на фазенди кави, щоби спробували там не лише пити її, а, найголовніше, щоби попрацювали коло неї під доглядом фазендярського „енкареґада“, або „фейтора“.</w:t>
+      </w:r>
+    </w:p>
+    <w:p>
+      <w:r>
+        <w:t>Незадовго, як повідомляють с. паульські газети, мають приїхати перші еміґранти з Польщі.</w:t>
+      </w:r>
+    </w:p>
+    <w:p>
+      <w:r>
+        <w:t>Просимо наших сан-паульских українців слідити за газетами, щоби відвідати з тих еміґрантів і повідомити о результатах відвідин Ред. „Укр. Хл.“</w:t>
+      </w:r>
+    </w:p>
+    <w:p>
+      <w:r>
+        <w:t>В С. ПАУЛІ 11-го, в америкачськім консуляті розігралася крівава сцена, жертвою якої впав американський консуль Стердо Ґофорт, получивший 4 тяжких рани від американського ж таки горожанина Давида Ворд.</w:t>
+      </w:r>
+    </w:p>
+    <w:p>
+      <w:r>
+        <w:t>Причиною цеї сцени були формальности вимагані консулем при видачі пашпорта.</w:t>
+      </w:r>
+    </w:p>
+    <w:p>
+      <w:r>
+        <w:t>Містерія. Куритибська філія „Banco do Brasil“ недавно вислала до Ріо в пачці 600 контів.</w:t>
+      </w:r>
+    </w:p>
+    <w:p>
+      <w:r>
+        <w:t>В Ріо відкрили ту пачку і о, диво… грошей в пачці не було.</w:t>
+      </w:r>
+    </w:p>
+    <w:p>
+      <w:r>
+        <w:t>Вернули ту пачку назад до Куритиби і тепер шукають ті гроші.</w:t>
+      </w:r>
+    </w:p>
+    <w:p>
+      <w:r>
+        <w:t>Поліція перепитала вже багатьох осіб, шукає, думає, відгадує, але за грішми й слід простиг.</w:t>
+      </w:r>
+    </w:p>
+    <w:p>
+      <w:r>
+        <w:t>Шукай тепер вітра в полі!</w:t>
+      </w:r>
+    </w:p>
+    <w:p>
+      <w:r>
+        <w:t>Кваліфікація „елейторір“. Після виборів 24-го м. м., на яких Демократична Партія Парани нежданно навіть для себе виявила досить потужну силу, обі паранські партії: Республиканська (урядова) і Демократична (опозиційна) почали лихорадочно готовитися до найблизших виборів, когда стараючись позискати для себе як можна найбільше елейторів.</w:t>
+      </w:r>
+    </w:p>
+    <w:p>
+      <w:r>
+        <w:t>Найблизші вибори муніціпальні і естадоальні мають бути ще цікавіші, чім федеральні, бо опозиція розвинула широку агітацію і, використовуючи в пропаганді де-які неурядиці, і легковаження уряду постійно зростає в силі.</w:t>
+      </w:r>
+    </w:p>
+    <w:p>
+      <w:r>
+        <w:t>Республиканська партія відкрила в Куритибі кілька бюр до кваліфікації.</w:t>
+      </w:r>
+    </w:p>
+    <w:p>
+      <w:r>
+        <w:t>Українці чи ви вже кваліфікувалися? Лише будучи елейторами зможемо заманіфестувати свою волю!</w:t>
+      </w:r>
+    </w:p>
+    <w:p>
+      <w:r>
+        <w:t>Кваліфікуймося! Не гаймо часу, бо, як постелимо, так і виспимося!</w:t>
+      </w:r>
+    </w:p>
+    <w:p>
+      <w:r>
+        <w:t>Карнавал в Ріо по обчисленням куштував 40 тисяч контів (40 міліонів).</w:t>
+      </w:r>
+    </w:p>
+    <w:p>
+      <w:r>
+        <w:t>Скільки добра можно булоб зробити цими грішми!</w:t>
+      </w:r>
+    </w:p>
+    <w:p>
+      <w:r>
+        <w:t>Тисячі бідаків гинуть з голоду і не ма кому їм помогти, а на такі дурниці находяться міліони.</w:t>
+      </w:r>
+    </w:p>
+    <w:p>
+      <w:r>
+        <w:t>Експорт бразилійський за минулий рік значно зменшився в порівнанню з попередними роками.</w:t>
+      </w:r>
+    </w:p>
+    <w:p>
+      <w:r>
+        <w:t>Розглядаючи причини, газети констатують, що виною тому є брак торговельного хисту в бразилян, що робиться мало пропаганди за границею бразилійським продуктам як: дерево, герба, кава, бавовна і т. и.</w:t>
       </w:r>
     </w:p>
     <w:p>
@@ -339,22 +259,82 @@
         <w:pStyle w:val="Heading2"/>
       </w:pPr>
       <w:r>
-        <w:t>ВІД АДМІНІСТРАЦІЇ</w:t>
-      </w:r>
-    </w:p>
-    <w:p>
-      <w:r>
-        <w:t>Адміністрація „Українського Хлібороба“ звертається до всіх інтересованих, щоби на далі не висилали грошей в листах звичайних, або реґістрованих — еле заліплених, бо ми вже дістали пару таких листів, АЛЕ БЕЗ ГРОШЕЙ.</w:t>
-      </w:r>
-    </w:p>
-    <w:p>
-      <w:r>
-        <w:t>Гроші треба висилати почтовими переказами, або, в крайнім разі, в листах реґістрованих, але в подвійних купертах, добре заліплених і зліплених між собою, бо аматорів на чужі гроші є багато.</w:t>
-      </w:r>
-    </w:p>
-    <w:p>
-      <w:r>
-        <w:t>ЗА СТРАТУ ГРОШЕЙ НА ПОЧТІ АДМІНІСТРАЦІЯ НЕ ВІДПОВІДАЄ.</w:t>
+        <w:t>КУРС ГРОШЕЙ.</w:t>
+      </w:r>
+    </w:p>
+    <w:p>
+      <w:r>
+        <w:t>Англія . . . . . . . . . . . . . . . . 41$560 Італія . . . . . . . . . . . . . . . . . $387 Франція . . . . . . . . . . . . . . . $339 П. Америка . . . . . . . . . . . . 8$540 Іспанія . . . . . . . . . . . . . . . . 1$486 Німеччина . . . . . . . . . . . . . 2$030 Польща. . . . . . . . . . . . . . . . $780</w:t>
+      </w:r>
+    </w:p>
+    <w:p>
+      <w:r>
+        <w:t>З цілого СВІТУ.</w:t>
+      </w:r>
+    </w:p>
+    <w:p>
+      <w:r>
+        <w:t>Політична ізоляція Югославії. Відень. — Викриття „Матен“ про ролю Англії в складанні італо-альбанської угоди викликали серед бельградських політичних кол велике незадоволення з Англії. Де-які газети констатують, що після побачення Чемберлейна з Мусоліні в Ліворно, Англія дала Італії свободу дії на Балканах, і, очевидно, поклала на неї завдання паралізувати вплив СРСР на Балканах. Тому опозиційна преса Югославії провадить і далі компанію за відновленням зносин з СРСР, підкреслюючи цілковиту ізольованість Югославії.</w:t>
+      </w:r>
+    </w:p>
+    <w:p>
+      <w:r>
+        <w:t>Рим 10-3. Римський Папа Пій XI надгородив бувшого президента Польщі Войцеховського орденом золотої остроги, а бувших міністрів Грабського, Ратая і „грабя“ Скринського орденами великого Хреста.</w:t>
+      </w:r>
+    </w:p>
+    <w:p>
+      <w:r>
+        <w:t>(Ну, як же українцям католикам не тішитися цею вісткою? Сам папа надгородив Грабського за те, що закрив в Галичині понад 2000 укр. шкіл — Прим. Редакції).</w:t>
+      </w:r>
+    </w:p>
+    <w:p>
+      <w:r>
+        <w:t>Ліга Націй. Очередне Засідання Ліги Націй розпочалося дня 7 ц. м. В роботі приймає участь як рівноправний член Німеччина, яка вже поставила як одну з головн. точок до вирішення справу Горішнього Шлеску, де на недавних виборах до місцевого сойму німці піднесли рішучу побіду над поляками, заявляючи своє бажання прилучитися до Німеччини. Польща зі свого боку, заявляє, що ні в якім разі не згодиться на віддання Горішнього Шлеску Німеччині, що свої права до нього буде боронити зброєю і що тільки перед силою може відступити. Ну, ну! Перед силою як раз і відступить! Голодівка білоруських Послів. Варшава, — Пять білоруських послів, що сидять у Лукішській тюрмі (Вильно) оповістили голодівку. Варшава, — Політичні вязні у виленській тюрмі Лукішки, що тільки недавно закінчили довгу тяжку голодівку, знову проголосили голодівку на знак солідарности з заарештованими білоруськими послами. Німці про українців. В німецькій газеті „Соціял-демократ“ в числі 88 була поміщена більша стаття призначена українцям, перебуваючим як під Польщею так і в центральних землях України. На думку газети рівновага і спокій на сході Европи може запанувати лише тоді коли буде в позитивний спосіб розвязане українське питання. „Українці є тією нацією, котра відограє величезну ролю в житті Польщі не тільки тепер, але також і за часів попередньої незалежної Польщі. „Передвоєнна Росія змагала до того, очи щоби змосковити українців тому й пiдбурювала їх проти польських „панів“. Рівнож і польські землевласники на Волині робили все для того, щоби зробити українське населення ворожим до польської державної думки.</w:t>
+      </w:r>
+    </w:p>
+    <w:p>
+      <w:r>
+        <w:t>„Тому теперішне залицяння де-кого з українських політиків до Большевії є зрозумілим. Зліпшення відносин до українців в Польщі є зараз утруднене масовою еміґрацією українських політиків за кордон. Але польська суспільність мусить памятати на одну думку, що рано чи пізно, але прийде до заснування самостійної Української Держави.</w:t>
+      </w:r>
+    </w:p>
+    <w:p>
+      <w:r>
+        <w:t>„Спокою на Сході Европи не буде аж до того часу, поки сорока-міліонова українська нація не зєднається в незалежній державі і поки не відновлят її старі, державні традиції“.</w:t>
+      </w:r>
+    </w:p>
+    <w:p>
+      <w:r>
+        <w:t>З УКРАЇНСЬКИХ справ.</w:t>
+      </w:r>
+    </w:p>
+    <w:p>
+      <w:r>
+        <w:t>Матеріяли з історії гетьманщини. Науковий співробітник Української Академії Наук у Парижі Ілько Борщак, що редаґує також „Український Вістник“ в Парижі, повідомив Академію, що він найшов у парижському національному мизеї невідомий досі документ генерального писаря гетьмана Мазепи, Орлика та його небожа Войнаровського. Документ стосується часів переходу Мазепи на бік шведського короля Карла, коли велися переговори з Францією та Швецією про перехід України до Швеції та про її незалежність і відокремлення від Росії. В історичних колах Академії зацікавлені сим документом.</w:t>
+      </w:r>
+    </w:p>
+    <w:p>
+      <w:r>
+        <w:t>Підчас розбору архіву Ржищевського монастиря, знайдено цінні матеріяли з історії козаччини та гетьманщини на Україні.</w:t>
+      </w:r>
+    </w:p>
+    <w:p>
+      <w:r>
+        <w:t>Кровава розправа. В містечку Косові, на Поліссі, устроїли білоруські селяни 3 лютого сего р. в часі ярмарку демонстрацію, домагаючись увільнення арештованих білоруських послів. Коли на зазив поліції демонстранти не розійшлися, відділ поліції дав до товпи дві сальви. На місці упало трох убитих, двох померло від одержаних ран, шість осіб тяжко ранених і значне число легше ранених. По тій масакрі поліція арештувала ряд осіб.</w:t>
+      </w:r>
+    </w:p>
+    <w:p>
+      <w:r>
+        <w:t>Українські вчені протестують проти утисків білорусів`та українців в Польщі. 2-й Всеукраїнський зїзд наукових робітників від імени 4 тис. професорів і викладачів та робітників науково-дослідчих установ України ухвалив піднести перед науковими робітниками цілого світу свій голос обурення й протесту з приводу варшавських утисків польського уряду Пілсудського проти білоруського народу, що бореться проти нечуваного соціяльного та національного пригнічення в теперішній Польщі.</w:t>
+      </w:r>
+    </w:p>
+    <w:p>
+      <w:r>
+        <w:t>Ці утиски повинні викликати тим більше обурення, що тільки переможна революція, що розбила тюрму народів царської Росії, забезпечила`незалежність самої Польщі. Тим часом в теперішньому своєму переслідуванні українців, білорусів та інших національних меншостей, уряд Пілсудського відродив методи`того самого Муравєва-Вішателя та јінших царських катів, що їх руками свого часу царизм намагався задушити польський нарід.</w:t>
+      </w:r>
+    </w:p>
+    <w:p>
+      <w:r>
+        <w:t>Ліквідація хрунівства Бачинського. Недавно відбув д-р Бачинський останнє поломництво до Варшави, але тут з уст віцепремєра Бартля почув, що дальші пертрактації з ним є зайві, бо він остав сам і нікого не репрезентує. Бачинський все таки не думає резигнувати з дальшого поборювання УНДО і приготовляє брошуру з компромітуючими матеріялами проти його провідників.</w:t>
       </w:r>
     </w:p>
     <w:p>
@@ -362,6 +342,32 @@
         <w:pStyle w:val="Heading2"/>
       </w:pPr>
       <w:r>
+        <w:t>ВІД АДМІНІСТРАЦІЇ</w:t>
+      </w:r>
+    </w:p>
+    <w:p>
+      <w:r>
+        <w:t>Адміністрація „Українського Хлібороба“ звертається до всіх інтересованих, щоби на далі не висилали грошей в листах звичайних, або реґістрованих — еле заліплених, бо ми вже дістали пару таких листів, АЛЕ БЕЗ ГРОШЕЙ.</w:t>
+      </w:r>
+    </w:p>
+    <w:p>
+      <w:r>
+        <w:t>Гроші треба висилати почтовими переказами, або, в крайнім разі, в листах реґістрованих, але в подвійних купертах, добре заліплених і зліплених між собою, бо аматорів на чужі гроші є багато.</w:t>
+      </w:r>
+    </w:p>
+    <w:p>
+      <w:pPr>
+        <w:pStyle w:val="Heading2"/>
+      </w:pPr>
+      <w:r>
+        <w:t>ЗА СТРАТУ ГРОШЕЙ НА ПОЧТІ АДМІНІСТРАЦІЯ НЕ ВІДПОВІДАЄ.</w:t>
+      </w:r>
+    </w:p>
+    <w:p>
+      <w:pPr>
+        <w:pStyle w:val="Heading2"/>
+      </w:pPr>
+      <w:r>
         <w:t>З ХРОНІКИ НАШОГО ЖИТТЯ В БРАЗИЛІЇ.</w:t>
       </w:r>
     </w:p>
@@ -371,6 +377,9 @@
       </w:r>
     </w:p>
     <w:p>
+      <w:pPr>
+        <w:pStyle w:val="Heading2"/>
+      </w:pPr>
       <w:r>
         <w:t>ЖЕРТВИ НА СПЛАЧЕННЯ ДОВГУ УКР.-БР. КОЛЄҐІЇ.</w:t>
       </w:r>
@@ -381,6 +390,9 @@
       </w:r>
     </w:p>
     <w:p>
+      <w:pPr>
+        <w:pStyle w:val="Heading2"/>
+      </w:pPr>
       <w:r>
         <w:t>ВІД СЕКРЕТАРІЯТУ У. С.</w:t>
       </w:r>
